--- a/初二练习册/学生版/秋08 第13讲质量与体积 练习册 教师版.docx
+++ b/初二练习册/学生版/秋08 第13讲质量与体积 练习册 教师版.docx
@@ -437,6 +437,9 @@
         <w:ind w:left="672" w:hanging="672"/>
       </w:pPr>
       <w:r>
+        <w:rPr>
+          <w:noProof/>
+        </w:rPr>
         <mc:AlternateContent>
           <mc:Choice Requires="wps">
             <w:drawing>
@@ -675,7 +678,15 @@
         <w:t xml:space="preserve">(6) </w:t>
       </w:r>
       <w:r>
-        <w:t>一台家用双开门冰箱的容积大约为</w:t>
+        <w:t>一台</w:t>
+      </w:r>
+      <w:proofErr w:type="gramStart"/>
+      <w:r>
+        <w:t>家用双</w:t>
+      </w:r>
+      <w:proofErr w:type="gramEnd"/>
+      <w:r>
+        <w:t>开门冰箱的容积大约为</w:t>
       </w:r>
       <w:r>
         <w:t xml:space="preserve"> 400 ___________ = ___________ m³</w:t>
@@ -687,9 +698,6 @@
     <w:p>
       <w:pPr>
         <w:pStyle w:val="123"/>
-        <w:rPr>
-          <w:rFonts w:hint="eastAsia"/>
-        </w:rPr>
       </w:pPr>
       <w:r>
         <w:t xml:space="preserve">(7) </w:t>
@@ -706,78 +714,6 @@
         <w:pStyle w:val="1230"/>
         <w:ind w:left="588"/>
       </w:pPr>
-      <w:r>
-        <w:t>【答案】</w:t>
-      </w:r>
-      <w:r>
-        <w:t>(1) g (2) kg (3) g</w:t>
-      </w:r>
-      <w:r>
-        <w:t>，</w:t>
-      </w:r>
-      <w:r>
-        <w:t>5000 (4) t</w:t>
-      </w:r>
-      <w:r>
-        <w:t>，</w:t>
-      </w:r>
-      <w:r>
-        <w:t>5×10⁴ (5) mL</w:t>
-      </w:r>
-      <w:r>
-        <w:t>，</w:t>
-      </w:r>
-      <w:r>
-        <w:t>5×10⁻⁴ (6) L</w:t>
-      </w:r>
-      <w:r>
-        <w:t>，</w:t>
-      </w:r>
-      <w:r>
-        <w:t>0.4</w:t>
-      </w:r>
-      <w:r>
-        <w:t>(7) L</w:t>
-      </w:r>
-      <w:r>
-        <w:t>，</w:t>
-      </w:r>
-      <w:r>
-        <w:t>5000</w:t>
-      </w:r>
-      <w:r>
-        <w:t>（或</w:t>
-      </w:r>
-      <w:r>
-        <w:t xml:space="preserve"> 5×10³</w:t>
-      </w:r>
-      <w:r>
-        <w:t>），</w:t>
-      </w:r>
-      <w:r>
-        <w:t>5000</w:t>
-      </w:r>
-      <w:r>
-        <w:t>（或</w:t>
-      </w:r>
-      <w:r>
-        <w:t xml:space="preserve"> 5×10³</w:t>
-      </w:r>
-      <w:r>
-        <w:t>），</w:t>
-      </w:r>
-      <w:r>
-        <w:t>0.005</w:t>
-      </w:r>
-      <w:r>
-        <w:t>（或</w:t>
-      </w:r>
-      <w:r>
-        <w:t xml:space="preserve"> 5×10⁻³</w:t>
-      </w:r>
-      <w:r>
-        <w:t>）</w:t>
-      </w:r>
     </w:p>
     <w:p>
       <w:pPr>
@@ -785,6 +721,9 @@
         <w:ind w:left="672" w:hanging="672"/>
       </w:pPr>
       <w:r>
+        <w:rPr>
+          <w:noProof/>
+        </w:rPr>
         <mc:AlternateContent>
           <mc:Choice Requires="wps">
             <w:drawing>
@@ -1019,12 +958,6 @@
         <w:pStyle w:val="1230"/>
         <w:ind w:left="588"/>
       </w:pPr>
-      <w:r>
-        <w:t>【答案】</w:t>
-      </w:r>
-      <w:r>
-        <w:t>D</w:t>
-      </w:r>
     </w:p>
     <w:p>
       <w:pPr>
@@ -1032,6 +965,9 @@
         <w:ind w:left="672" w:hanging="672"/>
       </w:pPr>
       <w:r>
+        <w:rPr>
+          <w:noProof/>
+        </w:rPr>
         <mc:AlternateContent>
           <mc:Choice Requires="wps">
             <w:drawing>
@@ -1222,6 +1158,9 @@
         <w:pStyle w:val="123"/>
       </w:pPr>
       <w:r>
+        <w:rPr>
+          <w:noProof/>
+        </w:rPr>
         <w:drawing>
           <wp:anchor distT="0" distB="0" distL="114300" distR="114300" simplePos="0" relativeHeight="251646464" behindDoc="0" locked="0" layoutInCell="1" allowOverlap="1" wp14:anchorId="3429E38C" wp14:editId="75F4A602">
             <wp:simplePos x="0" y="0"/>
@@ -1289,7 +1228,15 @@
         <w:t>A</w:t>
       </w:r>
       <w:r>
-        <w:t>．往天平右盘增加一个</w:t>
+        <w:t>．</w:t>
+      </w:r>
+      <w:proofErr w:type="gramStart"/>
+      <w:r>
+        <w:t>往天平右</w:t>
+      </w:r>
+      <w:proofErr w:type="gramEnd"/>
+      <w:r>
+        <w:t>盘增加一个</w:t>
       </w:r>
       <w:r>
         <w:t>10g</w:t>
@@ -1309,7 +1256,15 @@
         <w:t>B</w:t>
       </w:r>
       <w:r>
-        <w:t>．往天平右盘增加一个</w:t>
+        <w:t>．</w:t>
+      </w:r>
+      <w:proofErr w:type="gramStart"/>
+      <w:r>
+        <w:t>往天平右</w:t>
+      </w:r>
+      <w:proofErr w:type="gramEnd"/>
+      <w:r>
+        <w:t>盘增加一个</w:t>
       </w:r>
       <w:r>
         <w:t>5g</w:t>
@@ -1351,12 +1306,6 @@
         <w:pStyle w:val="1230"/>
         <w:ind w:left="588"/>
       </w:pPr>
-      <w:r>
-        <w:t>【答案】</w:t>
-      </w:r>
-      <w:r>
-        <w:t>D</w:t>
-      </w:r>
     </w:p>
     <w:p>
       <w:pPr>
@@ -1375,10 +1324,19 @@
     </w:p>
     <w:p>
       <w:pPr>
+        <w:pStyle w:val="1230"/>
+        <w:ind w:left="588"/>
+      </w:pPr>
+    </w:p>
+    <w:p>
+      <w:pPr>
         <w:pStyle w:val="af0"/>
         <w:ind w:left="672" w:hanging="672"/>
       </w:pPr>
       <w:r>
+        <w:rPr>
+          <w:noProof/>
+        </w:rPr>
         <w:lastRenderedPageBreak/>
         <mc:AlternateContent>
           <mc:Choice Requires="wps">
@@ -1576,6 +1534,9 @@
         <w:pStyle w:val="123"/>
       </w:pPr>
       <w:r>
+        <w:rPr>
+          <w:noProof/>
+        </w:rPr>
         <w:drawing>
           <wp:inline distT="0" distB="0" distL="0" distR="0" wp14:anchorId="70AADE31" wp14:editId="47DC0EB0">
             <wp:extent cx="3060332" cy="1552165"/>
@@ -1708,12 +1669,6 @@
         <w:pStyle w:val="1230"/>
         <w:ind w:left="588"/>
       </w:pPr>
-      <w:r>
-        <w:t>【答案】</w:t>
-      </w:r>
-      <w:r>
-        <w:t>A</w:t>
-      </w:r>
     </w:p>
     <w:p>
       <w:pPr>
@@ -1721,6 +1676,9 @@
         <w:ind w:left="672" w:hanging="672"/>
       </w:pPr>
       <w:r>
+        <w:rPr>
+          <w:noProof/>
+        </w:rPr>
         <mc:AlternateContent>
           <mc:Choice Requires="wps">
             <w:drawing>
@@ -1917,6 +1875,9 @@
         <w:pStyle w:val="123"/>
       </w:pPr>
       <w:r>
+        <w:rPr>
+          <w:noProof/>
+        </w:rPr>
         <w:drawing>
           <wp:inline distT="0" distB="0" distL="0" distR="0" wp14:anchorId="661AF8C2" wp14:editId="7FED488C">
             <wp:extent cx="3667125" cy="1800225"/>
@@ -2064,12 +2025,6 @@
         <w:pStyle w:val="1230"/>
         <w:ind w:left="588"/>
       </w:pPr>
-      <w:r>
-        <w:t>【答案】</w:t>
-      </w:r>
-      <w:r>
-        <w:t>A</w:t>
-      </w:r>
     </w:p>
     <w:p>
       <w:pPr>
@@ -2083,6 +2038,9 @@
         <w:ind w:left="672" w:hanging="672"/>
       </w:pPr>
       <w:r>
+        <w:rPr>
+          <w:noProof/>
+        </w:rPr>
         <w:lastRenderedPageBreak/>
         <mc:AlternateContent>
           <mc:Choice Requires="wps">
@@ -2625,19 +2583,19 @@
         <w:pStyle w:val="1230"/>
         <w:ind w:left="588"/>
       </w:pPr>
-      <w:r>
-        <w:t>【答案】</w:t>
-      </w:r>
-      <w:r>
-        <w:t>B</w:t>
-      </w:r>
     </w:p>
     <w:p>
       <w:pPr>
         <w:pStyle w:val="af0"/>
         <w:ind w:left="672" w:hanging="672"/>
-      </w:pPr>
-      <w:r>
+        <w:rPr>
+          <w:rFonts w:hint="eastAsia"/>
+        </w:rPr>
+      </w:pPr>
+      <w:r>
+        <w:rPr>
+          <w:noProof/>
+        </w:rPr>
         <w:drawing>
           <wp:anchor distT="0" distB="0" distL="114300" distR="114300" simplePos="0" relativeHeight="251651584" behindDoc="0" locked="0" layoutInCell="1" allowOverlap="1" wp14:anchorId="4F0DA42F" wp14:editId="1A83E195">
             <wp:simplePos x="0" y="0"/>
@@ -2702,6 +2660,9 @@
         </w:drawing>
       </w:r>
       <w:r>
+        <w:rPr>
+          <w:noProof/>
+        </w:rPr>
         <mc:AlternateContent>
           <mc:Choice Requires="wps">
             <w:drawing>
@@ -2872,14 +2833,6 @@
     <w:p>
       <w:pPr>
         <w:pStyle w:val="123"/>
-        <w:rPr>
-          <w:rFonts w:hint="eastAsia"/>
-        </w:rPr>
-      </w:pPr>
-    </w:p>
-    <w:p>
-      <w:pPr>
-        <w:pStyle w:val="123"/>
       </w:pPr>
       <w:r>
         <w:t>A</w:t>
@@ -2965,23 +2918,17 @@
         <w:pStyle w:val="1230"/>
         <w:ind w:left="588"/>
       </w:pPr>
-      <w:r>
-        <w:t>【答案】</w:t>
-      </w:r>
-      <w:r>
-        <w:t>A</w:t>
-      </w:r>
     </w:p>
     <w:p>
       <w:pPr>
         <w:pStyle w:val="af0"/>
         <w:ind w:left="672" w:hanging="672"/>
         <w:jc w:val="left"/>
+      </w:pPr>
+      <w:r>
         <w:rPr>
-          <w:rFonts w:hint="eastAsia"/>
+          <w:noProof/>
         </w:rPr>
-      </w:pPr>
-      <w:r>
         <mc:AlternateContent>
           <mc:Choice Requires="wps">
             <w:drawing>
@@ -3146,7 +3093,15 @@
         <w:t>1</w:t>
       </w:r>
       <w:r>
-        <w:t>所示，他发现此时右盘上有个螺母，取下砝码和烧杯后，右盘只留下这个螺母，发现天平静止如图</w:t>
+        <w:t>所示，他发现</w:t>
+      </w:r>
+      <w:proofErr w:type="gramStart"/>
+      <w:r>
+        <w:t>此时右</w:t>
+      </w:r>
+      <w:proofErr w:type="gramEnd"/>
+      <w:r>
+        <w:t>盘上有个螺母，取下砝码和烧杯后，右盘只留下这个螺母，发现天平静止如图</w:t>
       </w:r>
       <w:r>
         <w:t>2</w:t>
@@ -3166,6 +3121,9 @@
         <w:pStyle w:val="123"/>
       </w:pPr>
       <w:r>
+        <w:rPr>
+          <w:noProof/>
+        </w:rPr>
         <w:drawing>
           <wp:anchor distT="0" distB="0" distL="114300" distR="114300" simplePos="0" relativeHeight="251655680" behindDoc="0" locked="0" layoutInCell="1" allowOverlap="1" wp14:anchorId="59607551" wp14:editId="2FCD77D1">
             <wp:simplePos x="0" y="0"/>
@@ -3292,17 +3250,20 @@
         <w:pStyle w:val="1230"/>
         <w:ind w:left="588"/>
       </w:pPr>
-      <w:r>
-        <w:t>【答案】</w:t>
-      </w:r>
-      <w:r>
-        <w:t>A</w:t>
-      </w:r>
     </w:p>
     <w:p>
       <w:pPr>
         <w:pStyle w:val="1230"/>
         <w:ind w:left="588"/>
+        <w:rPr>
+          <w:rFonts w:hint="eastAsia"/>
+        </w:rPr>
+      </w:pPr>
+    </w:p>
+    <w:p>
+      <w:pPr>
+        <w:pStyle w:val="1230"/>
+        <w:ind w:left="588"/>
       </w:pPr>
     </w:p>
     <w:p>
@@ -3311,6 +3272,9 @@
         <w:ind w:left="672" w:hanging="672"/>
       </w:pPr>
       <w:r>
+        <w:rPr>
+          <w:noProof/>
+        </w:rPr>
         <w:lastRenderedPageBreak/>
         <mc:AlternateContent>
           <mc:Choice Requires="wps">
@@ -3537,12 +3501,6 @@
         <w:pStyle w:val="1230"/>
         <w:ind w:left="588"/>
       </w:pPr>
-      <w:r>
-        <w:t>【答案】</w:t>
-      </w:r>
-      <w:r>
-        <w:t>B</w:t>
-      </w:r>
     </w:p>
     <w:p>
       <w:pPr>
@@ -3550,17 +3508,20 @@
         <w:ind w:left="672" w:hanging="672"/>
       </w:pPr>
       <w:r>
+        <w:rPr>
+          <w:noProof/>
+        </w:rPr>
         <w:drawing>
-          <wp:anchor distT="0" distB="0" distL="114300" distR="114300" simplePos="0" relativeHeight="251659776" behindDoc="0" locked="0" layoutInCell="1" allowOverlap="1" wp14:anchorId="648180E3" wp14:editId="6B43D30C">
+          <wp:anchor distT="0" distB="0" distL="114300" distR="114300" simplePos="0" relativeHeight="251659776" behindDoc="0" locked="0" layoutInCell="1" allowOverlap="1" wp14:anchorId="648180E3" wp14:editId="7C3E6CD6">
             <wp:simplePos x="0" y="0"/>
             <wp:positionH relativeFrom="column">
-              <wp:posOffset>3906538</wp:posOffset>
+              <wp:posOffset>3904615</wp:posOffset>
             </wp:positionH>
             <wp:positionV relativeFrom="paragraph">
-              <wp:posOffset>510951</wp:posOffset>
+              <wp:posOffset>513080</wp:posOffset>
             </wp:positionV>
-            <wp:extent cx="399696" cy="1217824"/>
-            <wp:effectExtent l="0" t="0" r="635" b="1905"/>
+            <wp:extent cx="304279" cy="927100"/>
+            <wp:effectExtent l="0" t="0" r="635" b="6350"/>
             <wp:wrapNone/>
             <wp:docPr id="1286407427" name="图片 31"/>
             <wp:cNvGraphicFramePr>
@@ -3591,7 +3552,7 @@
                   <pic:spPr bwMode="auto">
                     <a:xfrm>
                       <a:off x="0" y="0"/>
-                      <a:ext cx="399696" cy="1217824"/>
+                      <a:ext cx="305715" cy="931474"/>
                     </a:xfrm>
                     <a:prstGeom prst="rect">
                       <a:avLst/>
@@ -3614,6 +3575,9 @@
         </w:drawing>
       </w:r>
       <w:r>
+        <w:rPr>
+          <w:noProof/>
+        </w:rPr>
         <mc:AlternateContent>
           <mc:Choice Requires="wps">
             <w:drawing>
@@ -3841,7 +3805,15 @@
         <w:t>C</w:t>
       </w:r>
       <w:r>
-        <w:t>．该秤能称量的小物块质量最大为</w:t>
+        <w:t>．</w:t>
+      </w:r>
+      <w:proofErr w:type="gramStart"/>
+      <w:r>
+        <w:t>该秤能称量</w:t>
+      </w:r>
+      <w:proofErr w:type="gramEnd"/>
+      <w:r>
+        <w:t>的小物块质量最大为</w:t>
       </w:r>
       <w:r>
         <w:t>60g</w:t>
@@ -3872,12 +3844,6 @@
         <w:pStyle w:val="1230"/>
         <w:ind w:left="588"/>
       </w:pPr>
-      <w:r>
-        <w:t>【答案】</w:t>
-      </w:r>
-      <w:r>
-        <w:t>C</w:t>
-      </w:r>
     </w:p>
     <w:p>
       <w:pPr>
@@ -3885,6 +3851,9 @@
         <w:ind w:left="672" w:hanging="672"/>
       </w:pPr>
       <w:r>
+        <w:rPr>
+          <w:noProof/>
+        </w:rPr>
         <mc:AlternateContent>
           <mc:Choice Requires="wps">
             <w:drawing>
@@ -4158,12 +4127,6 @@
         <w:pStyle w:val="1230"/>
         <w:ind w:left="588"/>
       </w:pPr>
-      <w:r>
-        <w:t>【答案】</w:t>
-      </w:r>
-      <w:r>
-        <w:t>C</w:t>
-      </w:r>
     </w:p>
     <w:p>
       <w:pPr>
@@ -4171,6 +4134,9 @@
         <w:ind w:left="672" w:hanging="672"/>
       </w:pPr>
       <w:r>
+        <w:rPr>
+          <w:noProof/>
+        </w:rPr>
         <mc:AlternateContent>
           <mc:Choice Requires="wps">
             <w:drawing>
@@ -4346,6 +4312,9 @@
         <w:pStyle w:val="123"/>
       </w:pPr>
       <w:r>
+        <w:rPr>
+          <w:noProof/>
+        </w:rPr>
         <w:drawing>
           <wp:anchor distT="0" distB="0" distL="114300" distR="114300" simplePos="0" relativeHeight="251667968" behindDoc="0" locked="0" layoutInCell="1" allowOverlap="1" wp14:anchorId="573A63D9" wp14:editId="01C9936F">
             <wp:simplePos x="0" y="0"/>
@@ -4470,17 +4439,7 @@
       <w:pPr>
         <w:pStyle w:val="1230"/>
         <w:ind w:left="588"/>
-        <w:rPr>
-          <w:rFonts w:hint="eastAsia"/>
-          <w:color w:val="000000" w:themeColor="text1"/>
-        </w:rPr>
-      </w:pPr>
-      <w:r>
-        <w:t>【答案】</w:t>
-      </w:r>
-      <w:r>
-        <w:t>C</w:t>
-      </w:r>
+      </w:pPr>
     </w:p>
     <w:p>
       <w:pPr>
@@ -4488,6 +4447,9 @@
         <w:ind w:left="672" w:hanging="672"/>
       </w:pPr>
       <w:r>
+        <w:rPr>
+          <w:noProof/>
+        </w:rPr>
         <mc:AlternateContent>
           <mc:Choice Requires="wps">
             <w:drawing>
@@ -4754,6 +4716,9 @@
         <w:jc w:val="center"/>
       </w:pPr>
       <w:r>
+        <w:rPr>
+          <w:noProof/>
+        </w:rPr>
         <w:drawing>
           <wp:inline distT="0" distB="0" distL="0" distR="0" wp14:anchorId="0203ADE2" wp14:editId="770AA534">
             <wp:extent cx="1010272" cy="755833"/>
@@ -4809,21 +4774,6 @@
         <w:pStyle w:val="1230"/>
         <w:ind w:left="588"/>
       </w:pPr>
-      <w:r>
-        <w:t>【答案】偏大，（</w:t>
-      </w:r>
-      <w:r>
-        <w:t>1</w:t>
-      </w:r>
-      <w:r>
-        <w:t>）用手拿砝码，（</w:t>
-      </w:r>
-      <w:r>
-        <w:t>2</w:t>
-      </w:r>
-      <w:r>
-        <w:t>）物体与砝码放反了天平盘</w:t>
-      </w:r>
     </w:p>
     <w:p>
       <w:pPr>
@@ -4831,6 +4781,9 @@
         <w:ind w:left="672" w:hanging="672"/>
       </w:pPr>
       <w:r>
+        <w:rPr>
+          <w:noProof/>
+        </w:rPr>
         <w:lastRenderedPageBreak/>
         <mc:AlternateContent>
           <mc:Choice Requires="wps">
@@ -5123,9 +5076,6 @@
         <w:pStyle w:val="1230"/>
         <w:ind w:left="588"/>
       </w:pPr>
-      <w:r>
-        <w:t>【答案】偏大；偏小；偏大。</w:t>
-      </w:r>
     </w:p>
     <w:p>
       <w:pPr>
@@ -5295,6 +5245,9 @@
         <w:ind w:left="672" w:hanging="672"/>
       </w:pPr>
       <w:r>
+        <w:rPr>
+          <w:noProof/>
+        </w:rPr>
         <w:drawing>
           <wp:anchor distT="0" distB="0" distL="114300" distR="114300" simplePos="0" relativeHeight="251672064" behindDoc="0" locked="0" layoutInCell="1" allowOverlap="1" wp14:anchorId="787832C2" wp14:editId="299CD118">
             <wp:simplePos x="0" y="0"/>
@@ -5359,6 +5312,9 @@
         </w:drawing>
       </w:r>
       <w:r>
+        <w:rPr>
+          <w:noProof/>
+        </w:rPr>
         <mc:AlternateContent>
           <mc:Choice Requires="wps">
             <w:drawing>
@@ -5517,19 +5473,59 @@
         </mc:AlternateContent>
       </w:r>
       <w:r>
-        <w:t>小雯看到一个大头针盒，此盒已经使用了部分大头针，剩下一些规格相同的大头针如图</w:t>
+        <w:t>小</w:t>
+      </w:r>
+      <w:proofErr w:type="gramStart"/>
+      <w:r>
+        <w:t>雯</w:t>
+      </w:r>
+      <w:proofErr w:type="gramEnd"/>
+      <w:r>
+        <w:t>看到一个大头针盒，此盒已经使用了部分大头针，剩下一些规格相同的大头针如图</w:t>
       </w:r>
       <w:r>
         <w:t>1</w:t>
       </w:r>
       <w:r>
-        <w:t>所示。小雯很想知道剩下的所有大头针的数量，但不想直接人工去数，现有如图</w:t>
+        <w:t>所示。小</w:t>
+      </w:r>
+      <w:proofErr w:type="gramStart"/>
+      <w:r>
+        <w:t>雯</w:t>
+      </w:r>
+      <w:proofErr w:type="gramEnd"/>
+      <w:r>
+        <w:t>很想知道剩下的所有大头针的数量，但不想直接人工去数，现有如图</w:t>
       </w:r>
       <w:r>
         <w:t>2</w:t>
       </w:r>
       <w:r>
-        <w:t>所示的某品牌电子秤及此电子秤相关信息（称重范围是指电子秤能够测量的质量范围，通常以最大测量值和最小测量值来表示）。</w:t>
+        <w:t>所示的某品牌</w:t>
+      </w:r>
+      <w:proofErr w:type="gramStart"/>
+      <w:r>
+        <w:t>电子秤及此</w:t>
+      </w:r>
+      <w:proofErr w:type="gramEnd"/>
+      <w:r>
+        <w:t>电子</w:t>
+      </w:r>
+      <w:proofErr w:type="gramStart"/>
+      <w:r>
+        <w:t>秤相关</w:t>
+      </w:r>
+      <w:proofErr w:type="gramEnd"/>
+      <w:r>
+        <w:t>信息（称重范围是指电子</w:t>
+      </w:r>
+      <w:proofErr w:type="gramStart"/>
+      <w:r>
+        <w:t>秤能够</w:t>
+      </w:r>
+      <w:proofErr w:type="gramEnd"/>
+      <w:r>
+        <w:t>测量的质量范围，通常以最大测量值和最小测量值来表示）。</w:t>
       </w:r>
     </w:p>
     <w:tbl>
@@ -5714,7 +5710,15 @@
         <w:t>1</w:t>
       </w:r>
       <w:r>
-        <w:t>）小雯打开该电子秤的</w:t>
+        <w:t>）小</w:t>
+      </w:r>
+      <w:proofErr w:type="gramStart"/>
+      <w:r>
+        <w:t>雯</w:t>
+      </w:r>
+      <w:proofErr w:type="gramEnd"/>
+      <w:r>
+        <w:t>打开该电子秤的</w:t>
       </w:r>
       <w:r>
         <w:t>“</w:t>
@@ -5726,13 +5730,29 @@
         <w:t>”</w:t>
       </w:r>
       <w:r>
-        <w:t>后，把一枚大头针放在电子秤上，发现电子秤示数如图</w:t>
+        <w:t>后，把一枚大头针放在电子秤上，发现</w:t>
+      </w:r>
+      <w:proofErr w:type="gramStart"/>
+      <w:r>
+        <w:t>电子秤示数</w:t>
+      </w:r>
+      <w:proofErr w:type="gramEnd"/>
+      <w:r>
+        <w:t>如图</w:t>
       </w:r>
       <w:r>
         <w:t>2</w:t>
       </w:r>
       <w:r>
-        <w:t>所示，在排查完后确认电子秤可以正常使用，根据题目所给的信息，你认为该电子秤不能测出一枚大头针质量的原因是：</w:t>
+        <w:t>所示，在排查完后确认电子秤可以正常使用，根据题目所给的信息，你认为该电子</w:t>
+      </w:r>
+      <w:proofErr w:type="gramStart"/>
+      <w:r>
+        <w:t>秤不能</w:t>
+      </w:r>
+      <w:proofErr w:type="gramEnd"/>
+      <w:r>
+        <w:t>测出一枚大头针质量的原因是：</w:t>
       </w:r>
       <w:r>
         <w:rPr>
@@ -5756,13 +5776,29 @@
         <w:t>2</w:t>
       </w:r>
       <w:r>
-        <w:t>）请在小雯的步骤</w:t>
+        <w:t>）请在小</w:t>
+      </w:r>
+      <w:proofErr w:type="gramStart"/>
+      <w:r>
+        <w:t>雯</w:t>
+      </w:r>
+      <w:proofErr w:type="gramEnd"/>
+      <w:r>
+        <w:t>的步骤</w:t>
       </w:r>
       <w:r>
         <w:t>1</w:t>
       </w:r>
       <w:r>
-        <w:t>后面，继续写出只利用该电子秤粗略测出盒内剩下的所有大头针的数量的步骤：步骤</w:t>
+        <w:t>后面，继续</w:t>
+      </w:r>
+      <w:proofErr w:type="gramStart"/>
+      <w:r>
+        <w:t>写出只</w:t>
+      </w:r>
+      <w:proofErr w:type="gramEnd"/>
+      <w:r>
+        <w:t>利用该电子秤粗略测出盒内剩下的所有大头针的数量的步骤：步骤</w:t>
       </w:r>
       <w:r>
         <w:t>1</w:t>
@@ -5786,9 +5822,6 @@
     <w:p>
       <w:pPr>
         <w:pStyle w:val="123"/>
-        <w:rPr>
-          <w:rFonts w:hint="eastAsia"/>
-        </w:rPr>
       </w:pPr>
       <w:r>
         <w:t>（</w:t>
@@ -5823,137 +5856,21 @@
         <w:pStyle w:val="1230"/>
         <w:ind w:left="588"/>
       </w:pPr>
-      <w:r>
-        <w:t>【答案】（</w:t>
-      </w:r>
-      <w:r>
-        <w:t>1</w:t>
-      </w:r>
-      <w:r>
-        <w:t>）一枚大头针质量小于电子秤的最小测量值；</w:t>
-      </w:r>
-    </w:p>
-    <w:p>
-      <w:pPr>
-        <w:pStyle w:val="1230"/>
-        <w:ind w:left="588"/>
-      </w:pPr>
-      <w:r>
-        <w:t>（</w:t>
-      </w:r>
-      <w:r>
-        <w:t>2</w:t>
-      </w:r>
-      <w:r>
-        <w:t>）步骤</w:t>
-      </w:r>
-      <w:r>
-        <w:t>2</w:t>
-      </w:r>
-      <w:r>
-        <w:t>：用电子秤测出</w:t>
-      </w:r>
-      <w:r>
-        <w:t>10</w:t>
-      </w:r>
-      <w:r>
-        <w:t>枚大头针的质量</w:t>
-      </w:r>
-      <w:r>
-        <w:t>m</w:t>
-      </w:r>
-      <w:r>
-        <w:rPr>
-          <w:vertAlign w:val="subscript"/>
-        </w:rPr>
-        <w:t>2</w:t>
-      </w:r>
-      <w:r>
-        <w:t>；</w:t>
-      </w:r>
-    </w:p>
-    <w:p>
-      <w:pPr>
-        <w:pStyle w:val="1230"/>
-        <w:ind w:left="588"/>
-      </w:pPr>
-      <w:r>
-        <w:t>（</w:t>
-      </w:r>
-      <w:r>
-        <w:t>3</w:t>
-      </w:r>
-      <w:r>
-        <w:t>）</w:t>
-      </w:r>
-      <w:r>
-        <w:drawing>
-          <wp:inline distT="0" distB="0" distL="0" distR="0" wp14:anchorId="24373230" wp14:editId="748D2205">
-            <wp:extent cx="476250" cy="390525"/>
-            <wp:effectExtent l="0" t="0" r="0" b="9525"/>
-            <wp:docPr id="1661676021" name="图片 27"/>
-            <wp:cNvGraphicFramePr>
-              <a:graphicFrameLocks xmlns:a="http://schemas.openxmlformats.org/drawingml/2006/main" noChangeAspect="1"/>
-            </wp:cNvGraphicFramePr>
-            <a:graphic xmlns:a="http://schemas.openxmlformats.org/drawingml/2006/main">
-              <a:graphicData uri="http://schemas.openxmlformats.org/drawingml/2006/picture">
-                <pic:pic xmlns:pic="http://schemas.openxmlformats.org/drawingml/2006/picture">
-                  <pic:nvPicPr>
-                    <pic:cNvPr id="0" name="Picture 65"/>
-                    <pic:cNvPicPr>
-                      <a:picLocks noChangeAspect="1" noChangeArrowheads="1"/>
-                    </pic:cNvPicPr>
-                  </pic:nvPicPr>
-                  <pic:blipFill>
-                    <a:blip r:embed="rId22">
-                      <a:extLst>
-                        <a:ext uri="{28A0092B-C50C-407E-A947-70E740481C1C}">
-                          <a14:useLocalDpi xmlns:a14="http://schemas.microsoft.com/office/drawing/2010/main" val="0"/>
-                        </a:ext>
-                      </a:extLst>
-                    </a:blip>
-                    <a:srcRect/>
-                    <a:stretch>
-                      <a:fillRect/>
-                    </a:stretch>
-                  </pic:blipFill>
-                  <pic:spPr bwMode="auto">
-                    <a:xfrm>
-                      <a:off x="0" y="0"/>
-                      <a:ext cx="476250" cy="390525"/>
-                    </a:xfrm>
-                    <a:prstGeom prst="rect">
-                      <a:avLst/>
-                    </a:prstGeom>
-                    <a:noFill/>
-                    <a:ln>
-                      <a:noFill/>
-                    </a:ln>
-                  </pic:spPr>
-                </pic:pic>
-              </a:graphicData>
-            </a:graphic>
-          </wp:inline>
-        </w:drawing>
-      </w:r>
-      <w:r>
-        <w:t>。</w:t>
-      </w:r>
     </w:p>
     <w:p>
       <w:pPr>
         <w:pStyle w:val="af0"/>
-        <w:ind w:left="672" w:hanging="672"/>
+        <w:ind w:left="319" w:hangingChars="152" w:hanging="319"/>
         <w:rPr>
           <w:rFonts w:hint="eastAsia"/>
         </w:rPr>
       </w:pPr>
     </w:p>
     <w:sectPr>
-      <w:headerReference w:type="even" r:id="rId23"/>
-      <w:headerReference w:type="default" r:id="rId24"/>
-      <w:footerReference w:type="even" r:id="rId25"/>
-      <w:footerReference w:type="default" r:id="rId26"/>
+      <w:headerReference w:type="even" r:id="rId22"/>
+      <w:headerReference w:type="default" r:id="rId23"/>
+      <w:footerReference w:type="even" r:id="rId24"/>
+      <w:footerReference w:type="default" r:id="rId25"/>
       <w:pgSz w:w="10319" w:h="14515"/>
       <w:pgMar w:top="1134" w:right="1021" w:bottom="851" w:left="1021" w:header="737" w:footer="567" w:gutter="0"/>
       <w:pgNumType w:start="1"/>
@@ -6653,6 +6570,7 @@
   <w:style w:type="character" w:default="1" w:styleId="a0">
     <w:name w:val="Default Paragraph Font"/>
     <w:uiPriority w:val="1"/>
+    <w:semiHidden/>
     <w:unhideWhenUsed/>
   </w:style>
   <w:style w:type="table" w:default="1" w:styleId="a1">
@@ -7649,6 +7567,10 @@
 </file>
 
 <file path=customXml/item1.xml><?xml version="1.0" encoding="utf-8"?>
+<b:Sources xmlns:b="http://schemas.openxmlformats.org/officeDocument/2006/bibliography" xmlns="http://schemas.openxmlformats.org/officeDocument/2006/bibliography" SelectedStyle="\APA.XSL" StyleName="APA"/>
+</file>
+
+<file path=customXml/item2.xml><?xml version="1.0" encoding="utf-8"?>
 <s:customData xmlns="http://www.wps.cn/officeDocument/2013/wpsCustomData" xmlns:s="http://www.wps.cn/officeDocument/2013/wpsCustomData">
   <customSectProps/>
   <customShpExts>
@@ -7657,22 +7579,18 @@
 </s:customData>
 </file>
 
-<file path=customXml/item2.xml><?xml version="1.0" encoding="utf-8"?>
-<b:Sources xmlns:b="http://schemas.openxmlformats.org/officeDocument/2006/bibliography" xmlns="http://schemas.openxmlformats.org/officeDocument/2006/bibliography" SelectedStyle="\APA.XSL" StyleName="APA"/>
+<file path=customXml/itemProps1.xml><?xml version="1.0" encoding="utf-8"?>
+<ds:datastoreItem xmlns:ds="http://schemas.openxmlformats.org/officeDocument/2006/customXml" ds:itemID="{0E798019-D9DA-4148-8768-905599865BAA}">
+  <ds:schemaRefs>
+    <ds:schemaRef ds:uri="http://schemas.openxmlformats.org/officeDocument/2006/bibliography"/>
+  </ds:schemaRefs>
+</ds:datastoreItem>
 </file>
 
-<file path=customXml/itemProps1.xml><?xml version="1.0" encoding="utf-8"?>
+<file path=customXml/itemProps2.xml><?xml version="1.0" encoding="utf-8"?>
 <ds:datastoreItem xmlns:ds="http://schemas.openxmlformats.org/officeDocument/2006/customXml" ds:itemID="{B1977F7D-205B-4081-913C-38D41E755F92}">
   <ds:schemaRefs>
     <ds:schemaRef ds:uri="http://www.wps.cn/officeDocument/2013/wpsCustomData"/>
   </ds:schemaRefs>
 </ds:datastoreItem>
-</file>
-
-<file path=customXml/itemProps2.xml><?xml version="1.0" encoding="utf-8"?>
-<ds:datastoreItem xmlns:ds="http://schemas.openxmlformats.org/officeDocument/2006/customXml" ds:itemID="{0E798019-D9DA-4148-8768-905599865BAA}">
-  <ds:schemaRefs>
-    <ds:schemaRef ds:uri="http://schemas.openxmlformats.org/officeDocument/2006/bibliography"/>
-  </ds:schemaRefs>
-</ds:datastoreItem>
 </file>